--- a/EssentialHR/Great Lucky Star/Quotation-25may2026/Device Quotation.docx
+++ b/EssentialHR/Great Lucky Star/Quotation-25may2026/Device Quotation.docx
@@ -40,88 +40,50 @@
           <w:sz w:val="24"/>
           <w:szCs w:val="24"/>
         </w:rPr>
-        <w:t>260</w:t>
-      </w:r>
-      <w:r>
-        <w:rPr>
-          <w:rFonts w:ascii="Pyidaungsu" w:hAnsi="Pyidaungsu" w:cs="Pyidaungsu"/>
-          <w:b/>
-          <w:bCs/>
+        <w:t>2605032</w:t>
+      </w:r>
+    </w:p>
+    <w:p>
+      <w:pPr>
+        <w:spacing w:after="0" w:line="240" w:lineRule="auto"/>
+        <w:jc w:val="right"/>
+        <w:rPr>
+          <w:rFonts w:ascii="Pyidaungsu" w:hAnsi="Pyidaungsu" w:cs="Pyidaungsu"/>
           <w:sz w:val="24"/>
           <w:szCs w:val="24"/>
         </w:rPr>
-        <w:t>5</w:t>
-      </w:r>
-      <w:r>
-        <w:rPr>
-          <w:rFonts w:ascii="Pyidaungsu" w:hAnsi="Pyidaungsu" w:cs="Pyidaungsu"/>
-          <w:b/>
-          <w:bCs/>
+      </w:pPr>
+      <w:r>
+        <w:rPr>
+          <w:rFonts w:ascii="Pyidaungsu" w:hAnsi="Pyidaungsu" w:cs="Pyidaungsu"/>
           <w:sz w:val="24"/>
           <w:szCs w:val="24"/>
         </w:rPr>
-        <w:t>0</w:t>
-      </w:r>
-      <w:r>
-        <w:rPr>
-          <w:rFonts w:ascii="Pyidaungsu" w:hAnsi="Pyidaungsu" w:cs="Pyidaungsu"/>
-          <w:b/>
-          <w:bCs/>
+        <w:t xml:space="preserve">Date: </w:t>
+      </w:r>
+      <w:r>
+        <w:rPr>
+          <w:rFonts w:ascii="Pyidaungsu" w:hAnsi="Pyidaungsu" w:cs="Pyidaungsu"/>
           <w:sz w:val="24"/>
           <w:szCs w:val="24"/>
         </w:rPr>
-        <w:t>32</w:t>
-      </w:r>
-    </w:p>
-    <w:p>
-      <w:pPr>
-        <w:spacing w:after="0" w:line="240" w:lineRule="auto"/>
-        <w:jc w:val="right"/>
+        <w:t>25</w:t>
+      </w:r>
+      <w:r>
         <w:rPr>
           <w:rFonts w:ascii="Pyidaungsu" w:hAnsi="Pyidaungsu" w:cs="Pyidaungsu"/>
           <w:sz w:val="24"/>
           <w:szCs w:val="24"/>
         </w:rPr>
-      </w:pPr>
+        <w:t>-</w:t>
+      </w:r>
       <w:r>
         <w:rPr>
           <w:rFonts w:ascii="Pyidaungsu" w:hAnsi="Pyidaungsu" w:cs="Pyidaungsu"/>
           <w:sz w:val="24"/>
           <w:szCs w:val="24"/>
         </w:rPr>
-        <w:t xml:space="preserve">Date: </w:t>
-      </w:r>
-      <w:r>
-        <w:rPr>
-          <w:rFonts w:ascii="Pyidaungsu" w:hAnsi="Pyidaungsu" w:cs="Pyidaungsu"/>
-          <w:sz w:val="24"/>
-          <w:szCs w:val="24"/>
-        </w:rPr>
-        <w:t>25</w:t>
-      </w:r>
-      <w:r>
-        <w:rPr>
-          <w:rFonts w:ascii="Pyidaungsu" w:hAnsi="Pyidaungsu" w:cs="Pyidaungsu"/>
-          <w:sz w:val="24"/>
-          <w:szCs w:val="24"/>
-        </w:rPr>
-        <w:t>-</w:t>
-      </w:r>
-      <w:r>
-        <w:rPr>
-          <w:rFonts w:ascii="Pyidaungsu" w:hAnsi="Pyidaungsu" w:cs="Pyidaungsu"/>
-          <w:sz w:val="24"/>
-          <w:szCs w:val="24"/>
-        </w:rPr>
-        <w:t>0</w:t>
-      </w:r>
-      <w:r>
-        <w:rPr>
-          <w:rFonts w:ascii="Pyidaungsu" w:hAnsi="Pyidaungsu" w:cs="Pyidaungsu"/>
-          <w:sz w:val="24"/>
-          <w:szCs w:val="24"/>
-        </w:rPr>
-        <w:t>5</w:t>
+        <w:t>05</w:t>
       </w:r>
       <w:r>
         <w:rPr>
@@ -664,6 +626,7 @@
       <w:pPr>
         <w:spacing w:after="0" w:line="240" w:lineRule="auto"/>
         <w:rPr>
+          <w:rStyle w:val="Hyperlink"/>
           <w:rFonts w:ascii="Pyidaungsu" w:hAnsi="Pyidaungsu" w:cs="Pyidaungsu"/>
         </w:rPr>
       </w:pPr>
@@ -709,15 +672,6 @@
     <w:p>
       <w:pPr>
         <w:spacing w:after="0" w:line="240" w:lineRule="auto"/>
-        <w:rPr>
-          <w:rStyle w:val="Hyperlink"/>
-          <w:rFonts w:ascii="Pyidaungsu" w:hAnsi="Pyidaungsu" w:cs="Pyidaungsu"/>
-        </w:rPr>
-      </w:pPr>
-    </w:p>
-    <w:p>
-      <w:pPr>
-        <w:spacing w:after="0" w:line="240" w:lineRule="auto"/>
         <w:jc w:val="center"/>
         <w:rPr>
           <w:rFonts w:ascii="Pyidaungsu" w:hAnsi="Pyidaungsu" w:cs="Pyidaungsu"/>
@@ -735,7 +689,7 @@
           <w:sz w:val="28"/>
           <w:szCs w:val="28"/>
         </w:rPr>
-        <w:t>Device</w:t>
+        <w:t xml:space="preserve">Device </w:t>
       </w:r>
       <w:r>
         <w:rPr>
@@ -745,16 +699,6 @@
           <w:sz w:val="28"/>
           <w:szCs w:val="28"/>
         </w:rPr>
-        <w:t xml:space="preserve"> </w:t>
-      </w:r>
-      <w:r>
-        <w:rPr>
-          <w:rFonts w:ascii="Pyidaungsu" w:hAnsi="Pyidaungsu" w:cs="Pyidaungsu"/>
-          <w:b/>
-          <w:bCs/>
-          <w:sz w:val="28"/>
-          <w:szCs w:val="28"/>
-        </w:rPr>
         <w:t>Quotation</w:t>
       </w:r>
     </w:p>
@@ -769,7 +713,7 @@
     <w:tbl>
       <w:tblPr>
         <w:tblStyle w:val="TableGrid"/>
-        <w:tblpPr w:leftFromText="180" w:rightFromText="180" w:vertAnchor="page" w:horzAnchor="margin" w:tblpXSpec="center" w:tblpY="9847"/>
+        <w:tblpPr w:leftFromText="180" w:rightFromText="180" w:vertAnchor="page" w:horzAnchor="margin" w:tblpXSpec="center" w:tblpY="9897"/>
         <w:tblW w:w="11244" w:type="dxa"/>
         <w:tblLook w:val="04A0" w:firstRow="1" w:lastRow="0" w:firstColumn="1" w:lastColumn="0" w:noHBand="0" w:noVBand="1"/>
       </w:tblPr>
@@ -1054,10 +998,7 @@
               <w:jc w:val="center"/>
             </w:pPr>
             <w:r>
-              <w:t>1</w:t>
-            </w:r>
-            <w:r>
-              <w:t>.</w:t>
+              <w:t>1.</w:t>
             </w:r>
           </w:p>
         </w:tc>
@@ -1082,13 +1023,305 @@
             <w:r>
               <w:t xml:space="preserve"> + Card </w:t>
             </w:r>
+            <w:proofErr w:type="gramStart"/>
             <w:r>
-              <w:t>Access)</w:t>
+              <w:t>Access)(</w:t>
             </w:r>
+            <w:proofErr w:type="gramEnd"/>
             <w:r>
-              <w:t>(Model – K60)</w:t>
+              <w:t>Model – K40)</w:t>
             </w:r>
           </w:p>
+          <w:p/>
+          <w:p>
+            <w:pPr>
+              <w:rPr>
+                <w:b/>
+                <w:bCs/>
+                <w:sz w:val="24"/>
+                <w:szCs w:val="24"/>
+                <w:lang w:val="en-MM"/>
+              </w:rPr>
+            </w:pPr>
+            <w:r>
+              <w:rPr>
+                <w:b/>
+                <w:bCs/>
+                <w:sz w:val="24"/>
+                <w:szCs w:val="24"/>
+                <w:lang w:val="en-MM"/>
+              </w:rPr>
+              <w:t>Specifications</w:t>
+            </w:r>
+          </w:p>
+          <w:p>
+            <w:pPr>
+              <w:numPr>
+                <w:ilvl w:val="0"/>
+                <w:numId w:val="12"/>
+              </w:numPr>
+              <w:spacing w:line="276" w:lineRule="auto"/>
+              <w:ind w:left="714" w:hanging="357"/>
+              <w:rPr>
+                <w:lang w:val="en-MM"/>
+              </w:rPr>
+            </w:pPr>
+            <w:r>
+              <w:rPr>
+                <w:lang w:val="en-MM"/>
+              </w:rPr>
+              <w:t>Fingerprint Capacity 1000 (2000 without SSR )</w:t>
+            </w:r>
+          </w:p>
+          <w:p>
+            <w:pPr>
+              <w:numPr>
+                <w:ilvl w:val="0"/>
+                <w:numId w:val="12"/>
+              </w:numPr>
+              <w:spacing w:line="276" w:lineRule="auto"/>
+              <w:ind w:left="714" w:hanging="357"/>
+              <w:rPr>
+                <w:lang w:val="en-MM"/>
+              </w:rPr>
+            </w:pPr>
+            <w:r>
+              <w:rPr>
+                <w:lang w:val="en-MM"/>
+              </w:rPr>
+              <w:t>ID Card Capacity 1000 (Optional)</w:t>
+            </w:r>
+          </w:p>
+          <w:p>
+            <w:pPr>
+              <w:numPr>
+                <w:ilvl w:val="0"/>
+                <w:numId w:val="12"/>
+              </w:numPr>
+              <w:spacing w:line="276" w:lineRule="auto"/>
+              <w:ind w:left="714" w:hanging="357"/>
+              <w:rPr>
+                <w:lang w:val="en-MM"/>
+              </w:rPr>
+            </w:pPr>
+            <w:r>
+              <w:rPr>
+                <w:lang w:val="en-MM"/>
+              </w:rPr>
+              <w:t>Record Capacity 80,000</w:t>
+            </w:r>
+          </w:p>
+          <w:p>
+            <w:pPr>
+              <w:numPr>
+                <w:ilvl w:val="0"/>
+                <w:numId w:val="12"/>
+              </w:numPr>
+              <w:spacing w:line="276" w:lineRule="auto"/>
+              <w:ind w:left="714" w:hanging="357"/>
+              <w:rPr>
+                <w:lang w:val="en-MM"/>
+              </w:rPr>
+            </w:pPr>
+            <w:r>
+              <w:rPr>
+                <w:lang w:val="en-MM"/>
+              </w:rPr>
+              <w:t>Display 2.8-inch TFT Screen</w:t>
+            </w:r>
+          </w:p>
+          <w:p>
+            <w:pPr>
+              <w:numPr>
+                <w:ilvl w:val="0"/>
+                <w:numId w:val="12"/>
+              </w:numPr>
+              <w:spacing w:line="276" w:lineRule="auto"/>
+              <w:ind w:left="714" w:hanging="357"/>
+              <w:rPr>
+                <w:lang w:val="en-MM"/>
+              </w:rPr>
+            </w:pPr>
+            <w:r>
+              <w:rPr>
+                <w:lang w:val="en-MM"/>
+              </w:rPr>
+              <w:t>Communication TCP/IP, USB Host</w:t>
+            </w:r>
+          </w:p>
+          <w:p>
+            <w:pPr>
+              <w:numPr>
+                <w:ilvl w:val="0"/>
+                <w:numId w:val="12"/>
+              </w:numPr>
+              <w:spacing w:line="276" w:lineRule="auto"/>
+              <w:ind w:left="714" w:hanging="357"/>
+              <w:rPr>
+                <w:lang w:val="en-MM"/>
+              </w:rPr>
+            </w:pPr>
+            <w:r>
+              <w:rPr>
+                <w:lang w:val="en-MM"/>
+              </w:rPr>
+              <w:t>Standard Functions WDMS,Web Server, SMS, Automatic Status Switch,Self-Service Query, Work Code, T9</w:t>
+            </w:r>
+          </w:p>
+          <w:p>
+            <w:pPr>
+              <w:numPr>
+                <w:ilvl w:val="0"/>
+                <w:numId w:val="12"/>
+              </w:numPr>
+              <w:spacing w:line="276" w:lineRule="auto"/>
+              <w:ind w:left="714" w:hanging="357"/>
+              <w:rPr>
+                <w:lang w:val="en-MM"/>
+              </w:rPr>
+            </w:pPr>
+            <w:r>
+              <w:rPr>
+                <w:lang w:val="en-MM"/>
+              </w:rPr>
+              <w:t>input, 9 Digits User ID, DST, Schedule Bell</w:t>
+            </w:r>
+          </w:p>
+          <w:p>
+            <w:pPr>
+              <w:numPr>
+                <w:ilvl w:val="0"/>
+                <w:numId w:val="12"/>
+              </w:numPr>
+              <w:spacing w:line="276" w:lineRule="auto"/>
+              <w:ind w:left="714" w:hanging="357"/>
+              <w:rPr>
+                <w:lang w:val="en-MM"/>
+              </w:rPr>
+            </w:pPr>
+            <w:r>
+              <w:rPr>
+                <w:lang w:val="en-MM"/>
+              </w:rPr>
+              <w:lastRenderedPageBreak/>
+              <w:t>Optional Functions ID/Mifare</w:t>
+            </w:r>
+          </w:p>
+          <w:p>
+            <w:pPr>
+              <w:numPr>
+                <w:ilvl w:val="0"/>
+                <w:numId w:val="12"/>
+              </w:numPr>
+              <w:spacing w:line="276" w:lineRule="auto"/>
+              <w:ind w:left="714" w:hanging="357"/>
+              <w:rPr>
+                <w:lang w:val="en-MM"/>
+              </w:rPr>
+            </w:pPr>
+            <w:r>
+              <w:rPr>
+                <w:lang w:val="en-MM"/>
+              </w:rPr>
+              <w:t>Software ZKTime.net 3.0</w:t>
+            </w:r>
+          </w:p>
+          <w:p>
+            <w:pPr>
+              <w:numPr>
+                <w:ilvl w:val="0"/>
+                <w:numId w:val="12"/>
+              </w:numPr>
+              <w:spacing w:line="276" w:lineRule="auto"/>
+              <w:ind w:left="714" w:hanging="357"/>
+              <w:rPr>
+                <w:lang w:val="en-MM"/>
+              </w:rPr>
+            </w:pPr>
+            <w:r>
+              <w:rPr>
+                <w:lang w:val="en-MM"/>
+              </w:rPr>
+              <w:t>Power Supply DC 12V 1.5A</w:t>
+            </w:r>
+          </w:p>
+          <w:p>
+            <w:pPr>
+              <w:numPr>
+                <w:ilvl w:val="0"/>
+                <w:numId w:val="12"/>
+              </w:numPr>
+              <w:spacing w:line="276" w:lineRule="auto"/>
+              <w:ind w:left="714" w:hanging="357"/>
+              <w:rPr>
+                <w:lang w:val="en-MM"/>
+              </w:rPr>
+            </w:pPr>
+            <w:r>
+              <w:rPr>
+                <w:lang w:val="en-MM"/>
+              </w:rPr>
+              <w:t>Verification Speed ≤0.5 sec</w:t>
+            </w:r>
+          </w:p>
+          <w:p>
+            <w:pPr>
+              <w:numPr>
+                <w:ilvl w:val="0"/>
+                <w:numId w:val="12"/>
+              </w:numPr>
+              <w:spacing w:line="276" w:lineRule="auto"/>
+              <w:ind w:left="714" w:hanging="357"/>
+              <w:rPr>
+                <w:lang w:val="en-MM"/>
+              </w:rPr>
+            </w:pPr>
+            <w:r>
+              <w:rPr>
+                <w:lang w:val="en-MM"/>
+              </w:rPr>
+              <w:t>Operating Temp. 0 °C- 45 °C</w:t>
+            </w:r>
+          </w:p>
+          <w:p>
+            <w:pPr>
+              <w:numPr>
+                <w:ilvl w:val="0"/>
+                <w:numId w:val="12"/>
+              </w:numPr>
+              <w:spacing w:line="276" w:lineRule="auto"/>
+              <w:ind w:left="714" w:hanging="357"/>
+              <w:rPr>
+                <w:lang w:val="en-MM"/>
+              </w:rPr>
+            </w:pPr>
+            <w:r>
+              <w:rPr>
+                <w:lang w:val="en-MM"/>
+              </w:rPr>
+              <w:t>Operating Humidity 20%-80%</w:t>
+            </w:r>
+          </w:p>
+          <w:p>
+            <w:pPr>
+              <w:numPr>
+                <w:ilvl w:val="0"/>
+                <w:numId w:val="12"/>
+              </w:numPr>
+              <w:spacing w:line="276" w:lineRule="auto"/>
+              <w:ind w:left="714" w:hanging="357"/>
+              <w:rPr>
+                <w:lang w:val="en-MM"/>
+              </w:rPr>
+            </w:pPr>
+            <w:r>
+              <w:rPr>
+                <w:lang w:val="en-MM"/>
+              </w:rPr>
+              <w:t>Dimension 184 × 136 × 37.6 (Length × Width × Thickness)</w:t>
+            </w:r>
+          </w:p>
+          <w:p/>
         </w:tc>
         <w:tc>
           <w:tcPr>
@@ -1103,7 +1336,8 @@
               </w:rPr>
             </w:pPr>
             <w:r>
-              <w:t>650,000</w:t>
+              <w:lastRenderedPageBreak/>
+              <w:t>870,000</w:t>
             </w:r>
           </w:p>
         </w:tc>
@@ -1117,7 +1351,7 @@
               <w:jc w:val="right"/>
             </w:pPr>
             <w:r>
-              <w:t>8</w:t>
+              <w:t>3</w:t>
             </w:r>
           </w:p>
         </w:tc>
@@ -1145,7 +1379,7 @@
               <w:jc w:val="right"/>
             </w:pPr>
             <w:r>
-              <w:t>5,200,000</w:t>
+              <w:t>2,610,000</w:t>
             </w:r>
           </w:p>
         </w:tc>
@@ -1153,14 +1387,10 @@
     </w:tbl>
     <w:p>
       <w:pPr>
-        <w:rPr>
-          <w:rFonts w:cstheme="minorHAnsi"/>
-          <w:b/>
-          <w:bCs/>
-          <w:color w:val="222222"/>
-          <w:sz w:val="24"/>
-          <w:szCs w:val="24"/>
-          <w:shd w:val="clear" w:color="auto" w:fill="FFFFFF"/>
+        <w:spacing w:after="0" w:line="240" w:lineRule="auto"/>
+        <w:rPr>
+          <w:rStyle w:val="Hyperlink"/>
+          <w:rFonts w:ascii="Pyidaungsu" w:hAnsi="Pyidaungsu" w:cs="Pyidaungsu"/>
         </w:rPr>
       </w:pPr>
     </w:p>
@@ -1181,6 +1411,166 @@
         </w:rPr>
         <w:br/>
       </w:r>
+      <w:r>
+        <w:rPr>
+          <w:rFonts w:ascii="Segoe UI" w:hAnsi="Segoe UI" w:cs="Segoe UI"/>
+          <w:b/>
+          <w:bCs/>
+          <w:color w:val="212529"/>
+          <w:shd w:val="clear" w:color="auto" w:fill="FFFFFF"/>
+        </w:rPr>
+        <w:t>Terms &amp; Condition</w:t>
+      </w:r>
+      <w:r>
+        <w:rPr>
+          <w:rFonts w:ascii="Segoe UI" w:hAnsi="Segoe UI" w:cs="Segoe UI"/>
+          <w:color w:val="212529"/>
+        </w:rPr>
+        <w:br/>
+      </w:r>
+      <w:r>
+        <w:rPr>
+          <w:rFonts w:ascii="Segoe UI" w:hAnsi="Segoe UI" w:cs="Segoe UI"/>
+          <w:color w:val="212529"/>
+        </w:rPr>
+        <w:br/>
+      </w:r>
+      <w:r>
+        <w:rPr>
+          <w:rFonts w:ascii="Segoe UI" w:hAnsi="Segoe UI" w:cs="Segoe UI"/>
+          <w:b/>
+          <w:bCs/>
+          <w:color w:val="212529"/>
+          <w:shd w:val="clear" w:color="auto" w:fill="FFFFFF"/>
+        </w:rPr>
+        <w:t>Warranty:</w:t>
+      </w:r>
+      <w:r>
+        <w:rPr>
+          <w:rFonts w:ascii="Segoe UI" w:hAnsi="Segoe UI" w:cs="Segoe UI"/>
+          <w:color w:val="212529"/>
+          <w:shd w:val="clear" w:color="auto" w:fill="FFFFFF"/>
+        </w:rPr>
+        <w:t xml:space="preserve"> One Year Warranty upon parts &amp; services within the warranty period. The warranty excludes the damages caused by electronic fluctuation or user misuse or thundering or lightning or natural disaster of service charges.</w:t>
+      </w:r>
+      <w:r>
+        <w:rPr>
+          <w:rFonts w:ascii="Segoe UI" w:hAnsi="Segoe UI" w:cs="Segoe UI"/>
+          <w:color w:val="212529"/>
+        </w:rPr>
+        <w:br/>
+      </w:r>
+      <w:r>
+        <w:rPr>
+          <w:rFonts w:ascii="Segoe UI" w:hAnsi="Segoe UI" w:cs="Segoe UI"/>
+          <w:b/>
+          <w:bCs/>
+          <w:color w:val="212529"/>
+          <w:shd w:val="clear" w:color="auto" w:fill="FFFFFF"/>
+        </w:rPr>
+        <w:t>Validity Date:</w:t>
+      </w:r>
+      <w:r>
+        <w:rPr>
+          <w:rFonts w:ascii="Segoe UI" w:hAnsi="Segoe UI" w:cs="Segoe UI"/>
+          <w:color w:val="212529"/>
+          <w:shd w:val="clear" w:color="auto" w:fill="FFFFFF"/>
+        </w:rPr>
+        <w:t xml:space="preserve"> 1 week</w:t>
+      </w:r>
+      <w:r>
+        <w:rPr>
+          <w:rFonts w:ascii="Segoe UI" w:hAnsi="Segoe UI" w:cs="Segoe UI"/>
+          <w:color w:val="212529"/>
+        </w:rPr>
+        <w:br/>
+      </w:r>
+      <w:r>
+        <w:rPr>
+          <w:rFonts w:ascii="Segoe UI" w:hAnsi="Segoe UI" w:cs="Segoe UI"/>
+          <w:b/>
+          <w:bCs/>
+          <w:color w:val="212529"/>
+          <w:shd w:val="clear" w:color="auto" w:fill="FFFFFF"/>
+        </w:rPr>
+        <w:t>Delivery:</w:t>
+      </w:r>
+      <w:r>
+        <w:rPr>
+          <w:rFonts w:ascii="Segoe UI" w:hAnsi="Segoe UI" w:cs="Segoe UI"/>
+          <w:color w:val="212529"/>
+          <w:shd w:val="clear" w:color="auto" w:fill="FFFFFF"/>
+        </w:rPr>
+        <w:t xml:space="preserve"> Ex-stock items (Prior to sale).</w:t>
+      </w:r>
+      <w:r>
+        <w:rPr>
+          <w:rFonts w:ascii="Segoe UI" w:hAnsi="Segoe UI" w:cs="Segoe UI"/>
+          <w:color w:val="212529"/>
+        </w:rPr>
+        <w:br/>
+      </w:r>
+      <w:r>
+        <w:rPr>
+          <w:rFonts w:ascii="Segoe UI" w:hAnsi="Segoe UI" w:cs="Segoe UI"/>
+          <w:b/>
+          <w:bCs/>
+          <w:color w:val="212529"/>
+          <w:shd w:val="clear" w:color="auto" w:fill="FFFFFF"/>
+        </w:rPr>
+        <w:t>Payment:</w:t>
+      </w:r>
+      <w:r>
+        <w:rPr>
+          <w:rFonts w:ascii="Segoe UI" w:hAnsi="Segoe UI" w:cs="Segoe UI"/>
+          <w:color w:val="212529"/>
+          <w:shd w:val="clear" w:color="auto" w:fill="FFFFFF"/>
+        </w:rPr>
+        <w:t xml:space="preserve"> </w:t>
+      </w:r>
+      <w:r>
+        <w:rPr>
+          <w:rFonts w:ascii="Segoe UI" w:hAnsi="Segoe UI" w:cs="Segoe UI"/>
+          <w:color w:val="212529"/>
+          <w:shd w:val="clear" w:color="auto" w:fill="FFFFFF"/>
+        </w:rPr>
+        <w:t>100</w:t>
+      </w:r>
+      <w:r>
+        <w:rPr>
+          <w:rFonts w:ascii="Segoe UI" w:hAnsi="Segoe UI" w:cs="Segoe UI"/>
+          <w:color w:val="212529"/>
+          <w:shd w:val="clear" w:color="auto" w:fill="FFFFFF"/>
+        </w:rPr>
+        <w:t xml:space="preserve">% </w:t>
+      </w:r>
+      <w:r>
+        <w:rPr>
+          <w:rFonts w:ascii="Segoe UI" w:hAnsi="Segoe UI" w:cs="Segoe UI"/>
+          <w:color w:val="212529"/>
+          <w:shd w:val="clear" w:color="auto" w:fill="FFFFFF"/>
+        </w:rPr>
+        <w:t xml:space="preserve">Cash </w:t>
+      </w:r>
+      <w:r>
+        <w:rPr>
+          <w:rFonts w:ascii="Segoe UI" w:hAnsi="Segoe UI" w:cs="Segoe UI"/>
+          <w:color w:val="212529"/>
+          <w:shd w:val="clear" w:color="auto" w:fill="FFFFFF"/>
+        </w:rPr>
+        <w:t>on Delivery.</w:t>
+      </w:r>
+    </w:p>
+    <w:p>
+      <w:pPr>
+        <w:rPr>
+          <w:rFonts w:cstheme="minorHAnsi"/>
+          <w:color w:val="222222"/>
+          <w:sz w:val="24"/>
+          <w:szCs w:val="24"/>
+          <w:shd w:val="clear" w:color="auto" w:fill="FFFFFF"/>
+        </w:rPr>
+      </w:pPr>
     </w:p>
     <w:p>
       <w:pPr>
@@ -2172,6 +2562,304 @@
     </w:lvl>
   </w:abstractNum>
   <w:abstractNum w:abstractNumId="3" w15:restartNumberingAfterBreak="0">
+    <w:nsid w:val="1C0940BA"/>
+    <w:multiLevelType w:val="multilevel"/>
+    <w:tmpl w:val="A2B0E1D4"/>
+    <w:lvl w:ilvl="0">
+      <w:start w:val="1"/>
+      <w:numFmt w:val="bullet"/>
+      <w:lvlText w:val=""/>
+      <w:lvlJc w:val="left"/>
+      <w:pPr>
+        <w:tabs>
+          <w:tab w:val="num" w:pos="720"/>
+        </w:tabs>
+        <w:ind w:left="720" w:hanging="360"/>
+      </w:pPr>
+      <w:rPr>
+        <w:rFonts w:ascii="Symbol" w:hAnsi="Symbol" w:hint="default"/>
+        <w:sz w:val="20"/>
+      </w:rPr>
+    </w:lvl>
+    <w:lvl w:ilvl="1" w:tentative="1">
+      <w:start w:val="1"/>
+      <w:numFmt w:val="bullet"/>
+      <w:lvlText w:val=""/>
+      <w:lvlJc w:val="left"/>
+      <w:pPr>
+        <w:tabs>
+          <w:tab w:val="num" w:pos="1440"/>
+        </w:tabs>
+        <w:ind w:left="1440" w:hanging="360"/>
+      </w:pPr>
+      <w:rPr>
+        <w:rFonts w:ascii="Symbol" w:hAnsi="Symbol" w:hint="default"/>
+        <w:sz w:val="20"/>
+      </w:rPr>
+    </w:lvl>
+    <w:lvl w:ilvl="2" w:tentative="1">
+      <w:start w:val="1"/>
+      <w:numFmt w:val="bullet"/>
+      <w:lvlText w:val=""/>
+      <w:lvlJc w:val="left"/>
+      <w:pPr>
+        <w:tabs>
+          <w:tab w:val="num" w:pos="2160"/>
+        </w:tabs>
+        <w:ind w:left="2160" w:hanging="360"/>
+      </w:pPr>
+      <w:rPr>
+        <w:rFonts w:ascii="Symbol" w:hAnsi="Symbol" w:hint="default"/>
+        <w:sz w:val="20"/>
+      </w:rPr>
+    </w:lvl>
+    <w:lvl w:ilvl="3" w:tentative="1">
+      <w:start w:val="1"/>
+      <w:numFmt w:val="bullet"/>
+      <w:lvlText w:val=""/>
+      <w:lvlJc w:val="left"/>
+      <w:pPr>
+        <w:tabs>
+          <w:tab w:val="num" w:pos="2880"/>
+        </w:tabs>
+        <w:ind w:left="2880" w:hanging="360"/>
+      </w:pPr>
+      <w:rPr>
+        <w:rFonts w:ascii="Symbol" w:hAnsi="Symbol" w:hint="default"/>
+        <w:sz w:val="20"/>
+      </w:rPr>
+    </w:lvl>
+    <w:lvl w:ilvl="4" w:tentative="1">
+      <w:start w:val="1"/>
+      <w:numFmt w:val="bullet"/>
+      <w:lvlText w:val=""/>
+      <w:lvlJc w:val="left"/>
+      <w:pPr>
+        <w:tabs>
+          <w:tab w:val="num" w:pos="3600"/>
+        </w:tabs>
+        <w:ind w:left="3600" w:hanging="360"/>
+      </w:pPr>
+      <w:rPr>
+        <w:rFonts w:ascii="Symbol" w:hAnsi="Symbol" w:hint="default"/>
+        <w:sz w:val="20"/>
+      </w:rPr>
+    </w:lvl>
+    <w:lvl w:ilvl="5" w:tentative="1">
+      <w:start w:val="1"/>
+      <w:numFmt w:val="bullet"/>
+      <w:lvlText w:val=""/>
+      <w:lvlJc w:val="left"/>
+      <w:pPr>
+        <w:tabs>
+          <w:tab w:val="num" w:pos="4320"/>
+        </w:tabs>
+        <w:ind w:left="4320" w:hanging="360"/>
+      </w:pPr>
+      <w:rPr>
+        <w:rFonts w:ascii="Symbol" w:hAnsi="Symbol" w:hint="default"/>
+        <w:sz w:val="20"/>
+      </w:rPr>
+    </w:lvl>
+    <w:lvl w:ilvl="6" w:tentative="1">
+      <w:start w:val="1"/>
+      <w:numFmt w:val="bullet"/>
+      <w:lvlText w:val=""/>
+      <w:lvlJc w:val="left"/>
+      <w:pPr>
+        <w:tabs>
+          <w:tab w:val="num" w:pos="5040"/>
+        </w:tabs>
+        <w:ind w:left="5040" w:hanging="360"/>
+      </w:pPr>
+      <w:rPr>
+        <w:rFonts w:ascii="Symbol" w:hAnsi="Symbol" w:hint="default"/>
+        <w:sz w:val="20"/>
+      </w:rPr>
+    </w:lvl>
+    <w:lvl w:ilvl="7" w:tentative="1">
+      <w:start w:val="1"/>
+      <w:numFmt w:val="bullet"/>
+      <w:lvlText w:val=""/>
+      <w:lvlJc w:val="left"/>
+      <w:pPr>
+        <w:tabs>
+          <w:tab w:val="num" w:pos="5760"/>
+        </w:tabs>
+        <w:ind w:left="5760" w:hanging="360"/>
+      </w:pPr>
+      <w:rPr>
+        <w:rFonts w:ascii="Symbol" w:hAnsi="Symbol" w:hint="default"/>
+        <w:sz w:val="20"/>
+      </w:rPr>
+    </w:lvl>
+    <w:lvl w:ilvl="8" w:tentative="1">
+      <w:start w:val="1"/>
+      <w:numFmt w:val="bullet"/>
+      <w:lvlText w:val=""/>
+      <w:lvlJc w:val="left"/>
+      <w:pPr>
+        <w:tabs>
+          <w:tab w:val="num" w:pos="6480"/>
+        </w:tabs>
+        <w:ind w:left="6480" w:hanging="360"/>
+      </w:pPr>
+      <w:rPr>
+        <w:rFonts w:ascii="Symbol" w:hAnsi="Symbol" w:hint="default"/>
+        <w:sz w:val="20"/>
+      </w:rPr>
+    </w:lvl>
+  </w:abstractNum>
+  <w:abstractNum w:abstractNumId="4" w15:restartNumberingAfterBreak="0">
+    <w:nsid w:val="25CC2D63"/>
+    <w:multiLevelType w:val="multilevel"/>
+    <w:tmpl w:val="E60CE3EE"/>
+    <w:lvl w:ilvl="0">
+      <w:start w:val="1"/>
+      <w:numFmt w:val="bullet"/>
+      <w:lvlText w:val=""/>
+      <w:lvlJc w:val="left"/>
+      <w:pPr>
+        <w:tabs>
+          <w:tab w:val="num" w:pos="720"/>
+        </w:tabs>
+        <w:ind w:left="720" w:hanging="360"/>
+      </w:pPr>
+      <w:rPr>
+        <w:rFonts w:ascii="Symbol" w:hAnsi="Symbol" w:hint="default"/>
+        <w:sz w:val="20"/>
+      </w:rPr>
+    </w:lvl>
+    <w:lvl w:ilvl="1" w:tentative="1">
+      <w:start w:val="1"/>
+      <w:numFmt w:val="bullet"/>
+      <w:lvlText w:val="o"/>
+      <w:lvlJc w:val="left"/>
+      <w:pPr>
+        <w:tabs>
+          <w:tab w:val="num" w:pos="1440"/>
+        </w:tabs>
+        <w:ind w:left="1440" w:hanging="360"/>
+      </w:pPr>
+      <w:rPr>
+        <w:rFonts w:ascii="Courier New" w:hAnsi="Courier New" w:hint="default"/>
+        <w:sz w:val="20"/>
+      </w:rPr>
+    </w:lvl>
+    <w:lvl w:ilvl="2" w:tentative="1">
+      <w:start w:val="1"/>
+      <w:numFmt w:val="bullet"/>
+      <w:lvlText w:val=""/>
+      <w:lvlJc w:val="left"/>
+      <w:pPr>
+        <w:tabs>
+          <w:tab w:val="num" w:pos="2160"/>
+        </w:tabs>
+        <w:ind w:left="2160" w:hanging="360"/>
+      </w:pPr>
+      <w:rPr>
+        <w:rFonts w:ascii="Wingdings" w:hAnsi="Wingdings" w:hint="default"/>
+        <w:sz w:val="20"/>
+      </w:rPr>
+    </w:lvl>
+    <w:lvl w:ilvl="3" w:tentative="1">
+      <w:start w:val="1"/>
+      <w:numFmt w:val="bullet"/>
+      <w:lvlText w:val=""/>
+      <w:lvlJc w:val="left"/>
+      <w:pPr>
+        <w:tabs>
+          <w:tab w:val="num" w:pos="2880"/>
+        </w:tabs>
+        <w:ind w:left="2880" w:hanging="360"/>
+      </w:pPr>
+      <w:rPr>
+        <w:rFonts w:ascii="Wingdings" w:hAnsi="Wingdings" w:hint="default"/>
+        <w:sz w:val="20"/>
+      </w:rPr>
+    </w:lvl>
+    <w:lvl w:ilvl="4" w:tentative="1">
+      <w:start w:val="1"/>
+      <w:numFmt w:val="bullet"/>
+      <w:lvlText w:val=""/>
+      <w:lvlJc w:val="left"/>
+      <w:pPr>
+        <w:tabs>
+          <w:tab w:val="num" w:pos="3600"/>
+        </w:tabs>
+        <w:ind w:left="3600" w:hanging="360"/>
+      </w:pPr>
+      <w:rPr>
+        <w:rFonts w:ascii="Wingdings" w:hAnsi="Wingdings" w:hint="default"/>
+        <w:sz w:val="20"/>
+      </w:rPr>
+    </w:lvl>
+    <w:lvl w:ilvl="5" w:tentative="1">
+      <w:start w:val="1"/>
+      <w:numFmt w:val="bullet"/>
+      <w:lvlText w:val=""/>
+      <w:lvlJc w:val="left"/>
+      <w:pPr>
+        <w:tabs>
+          <w:tab w:val="num" w:pos="4320"/>
+        </w:tabs>
+        <w:ind w:left="4320" w:hanging="360"/>
+      </w:pPr>
+      <w:rPr>
+        <w:rFonts w:ascii="Wingdings" w:hAnsi="Wingdings" w:hint="default"/>
+        <w:sz w:val="20"/>
+      </w:rPr>
+    </w:lvl>
+    <w:lvl w:ilvl="6" w:tentative="1">
+      <w:start w:val="1"/>
+      <w:numFmt w:val="bullet"/>
+      <w:lvlText w:val=""/>
+      <w:lvlJc w:val="left"/>
+      <w:pPr>
+        <w:tabs>
+          <w:tab w:val="num" w:pos="5040"/>
+        </w:tabs>
+        <w:ind w:left="5040" w:hanging="360"/>
+      </w:pPr>
+      <w:rPr>
+        <w:rFonts w:ascii="Wingdings" w:hAnsi="Wingdings" w:hint="default"/>
+        <w:sz w:val="20"/>
+      </w:rPr>
+    </w:lvl>
+    <w:lvl w:ilvl="7" w:tentative="1">
+      <w:start w:val="1"/>
+      <w:numFmt w:val="bullet"/>
+      <w:lvlText w:val=""/>
+      <w:lvlJc w:val="left"/>
+      <w:pPr>
+        <w:tabs>
+          <w:tab w:val="num" w:pos="5760"/>
+        </w:tabs>
+        <w:ind w:left="5760" w:hanging="360"/>
+      </w:pPr>
+      <w:rPr>
+        <w:rFonts w:ascii="Wingdings" w:hAnsi="Wingdings" w:hint="default"/>
+        <w:sz w:val="20"/>
+      </w:rPr>
+    </w:lvl>
+    <w:lvl w:ilvl="8" w:tentative="1">
+      <w:start w:val="1"/>
+      <w:numFmt w:val="bullet"/>
+      <w:lvlText w:val=""/>
+      <w:lvlJc w:val="left"/>
+      <w:pPr>
+        <w:tabs>
+          <w:tab w:val="num" w:pos="6480"/>
+        </w:tabs>
+        <w:ind w:left="6480" w:hanging="360"/>
+      </w:pPr>
+      <w:rPr>
+        <w:rFonts w:ascii="Wingdings" w:hAnsi="Wingdings" w:hint="default"/>
+        <w:sz w:val="20"/>
+      </w:rPr>
+    </w:lvl>
+  </w:abstractNum>
+  <w:abstractNum w:abstractNumId="5" w15:restartNumberingAfterBreak="0">
     <w:nsid w:val="27301A2D"/>
     <w:multiLevelType w:val="hybridMultilevel"/>
     <w:tmpl w:val="22DE2AD4"/>
@@ -2291,7 +2979,7 @@
       </w:rPr>
     </w:lvl>
   </w:abstractNum>
-  <w:abstractNum w:abstractNumId="4" w15:restartNumberingAfterBreak="0">
+  <w:abstractNum w:abstractNumId="6" w15:restartNumberingAfterBreak="0">
     <w:nsid w:val="2B42391A"/>
     <w:multiLevelType w:val="hybridMultilevel"/>
     <w:tmpl w:val="8D822576"/>
@@ -2404,7 +3092,7 @@
       </w:rPr>
     </w:lvl>
   </w:abstractNum>
-  <w:abstractNum w:abstractNumId="5" w15:restartNumberingAfterBreak="0">
+  <w:abstractNum w:abstractNumId="7" w15:restartNumberingAfterBreak="0">
     <w:nsid w:val="2DE970B5"/>
     <w:multiLevelType w:val="hybridMultilevel"/>
     <w:tmpl w:val="5074E474"/>
@@ -2524,7 +3212,7 @@
       </w:rPr>
     </w:lvl>
   </w:abstractNum>
-  <w:abstractNum w:abstractNumId="6" w15:restartNumberingAfterBreak="0">
+  <w:abstractNum w:abstractNumId="8" w15:restartNumberingAfterBreak="0">
     <w:nsid w:val="3EB85713"/>
     <w:multiLevelType w:val="hybridMultilevel"/>
     <w:tmpl w:val="6F0E000C"/>
@@ -2637,7 +3325,7 @@
       </w:rPr>
     </w:lvl>
   </w:abstractNum>
-  <w:abstractNum w:abstractNumId="7" w15:restartNumberingAfterBreak="0">
+  <w:abstractNum w:abstractNumId="9" w15:restartNumberingAfterBreak="0">
     <w:nsid w:val="4E054AC1"/>
     <w:multiLevelType w:val="hybridMultilevel"/>
     <w:tmpl w:val="35F8CD54"/>
@@ -2723,7 +3411,7 @@
       </w:pPr>
     </w:lvl>
   </w:abstractNum>
-  <w:abstractNum w:abstractNumId="8" w15:restartNumberingAfterBreak="0">
+  <w:abstractNum w:abstractNumId="10" w15:restartNumberingAfterBreak="0">
     <w:nsid w:val="4E24745A"/>
     <w:multiLevelType w:val="hybridMultilevel"/>
     <w:tmpl w:val="1B32C95E"/>
@@ -2836,7 +3524,7 @@
       </w:rPr>
     </w:lvl>
   </w:abstractNum>
-  <w:abstractNum w:abstractNumId="9" w15:restartNumberingAfterBreak="0">
+  <w:abstractNum w:abstractNumId="11" w15:restartNumberingAfterBreak="0">
     <w:nsid w:val="5BF03EA9"/>
     <w:multiLevelType w:val="hybridMultilevel"/>
     <w:tmpl w:val="47D40B94"/>
@@ -2922,7 +3610,7 @@
       </w:pPr>
     </w:lvl>
   </w:abstractNum>
-  <w:abstractNum w:abstractNumId="10" w15:restartNumberingAfterBreak="0">
+  <w:abstractNum w:abstractNumId="12" w15:restartNumberingAfterBreak="0">
     <w:nsid w:val="7A6B4015"/>
     <w:multiLevelType w:val="hybridMultilevel"/>
     <w:tmpl w:val="2DE8A476"/>
@@ -3015,34 +3703,40 @@
     <w:abstractNumId w:val="1"/>
   </w:num>
   <w:num w:numId="2" w16cid:durableId="1770276710">
-    <w:abstractNumId w:val="8"/>
+    <w:abstractNumId w:val="10"/>
   </w:num>
   <w:num w:numId="3" w16cid:durableId="770049387">
     <w:abstractNumId w:val="2"/>
   </w:num>
   <w:num w:numId="4" w16cid:durableId="1148280804">
-    <w:abstractNumId w:val="4"/>
+    <w:abstractNumId w:val="6"/>
   </w:num>
   <w:num w:numId="5" w16cid:durableId="1423334736">
     <w:abstractNumId w:val="0"/>
   </w:num>
   <w:num w:numId="6" w16cid:durableId="1212690770">
+    <w:abstractNumId w:val="11"/>
+  </w:num>
+  <w:num w:numId="7" w16cid:durableId="688261330">
+    <w:abstractNumId w:val="12"/>
+  </w:num>
+  <w:num w:numId="8" w16cid:durableId="1912544764">
+    <w:abstractNumId w:val="7"/>
+  </w:num>
+  <w:num w:numId="9" w16cid:durableId="1592003438">
+    <w:abstractNumId w:val="8"/>
+  </w:num>
+  <w:num w:numId="10" w16cid:durableId="1871989911">
+    <w:abstractNumId w:val="5"/>
+  </w:num>
+  <w:num w:numId="11" w16cid:durableId="1610048123">
     <w:abstractNumId w:val="9"/>
   </w:num>
-  <w:num w:numId="7" w16cid:durableId="688261330">
-    <w:abstractNumId w:val="10"/>
-  </w:num>
-  <w:num w:numId="8" w16cid:durableId="1912544764">
-    <w:abstractNumId w:val="5"/>
-  </w:num>
-  <w:num w:numId="9" w16cid:durableId="1592003438">
-    <w:abstractNumId w:val="6"/>
-  </w:num>
-  <w:num w:numId="10" w16cid:durableId="1871989911">
+  <w:num w:numId="12" w16cid:durableId="242183979">
     <w:abstractNumId w:val="3"/>
   </w:num>
-  <w:num w:numId="11" w16cid:durableId="1610048123">
-    <w:abstractNumId w:val="7"/>
+  <w:num w:numId="13" w16cid:durableId="1449663329">
+    <w:abstractNumId w:val="4"/>
   </w:num>
 </w:numbering>
 </file>
@@ -3477,7 +4171,6 @@
   <w:style w:type="character" w:default="1" w:styleId="DefaultParagraphFont">
     <w:name w:val="Default Paragraph Font"/>
     <w:uiPriority w:val="1"/>
-    <w:semiHidden/>
     <w:unhideWhenUsed/>
   </w:style>
   <w:style w:type="table" w:default="1" w:styleId="TableNormal">
